--- a/docs_ua/05-c2-form.docx
+++ b/docs_ua/05-c2-form.docx
@@ -464,7 +464,7 @@
           <w:sz w:val="22"/>
           <w:szCs w:val="22"/>
         </w:rPr>
-        <w:t xml:space="preserve">Аркуш містить повний перелік з 553 стандартизованих трилітерних кодів видів, що використовуються в усіх формах CCAMLR (а також збігаються з кодами ВМЕ-таксонів і кодами FAO). Приклади кодів, що трапляються найчастіше у промислі клича: TOA — Dissostichus mawsoni (антарктичний клич), TOP — D. eleginoides (патагонський клич), TOT — Dissostichus spp. (невизначений до виду), GRV — Macrourus spp. (довгохвости, nei), ANI — Champsocephalus gunnari (макрелева крижана риба), RAJ — Rajidae (скати, nei), MZZ — Actinopterygii (загальний код «морські риби, nei»). Повний перелік практичніше шукати прямим пошуком у самому файлі, ніж запам'ятовувати.</w:t>
+        <w:t xml:space="preserve">Аркуш містить повний перелік з 553 стандартизованих трилітерних кодів видів, що використовуються в усіх формах CCAMLR (а також збігаються з кодами ВМЕ-таксонів і кодами FAO). Приклади кодів, що трапляються найчастіше у промислі іклача: TOA — Dissostichus mawsoni (антарктичний іклач), TOP — D. eleginoides (патагонський іклач), TOT — Dissostichus spp. (невизначений до виду), GRV — Macrourus spp. (довгохвости, nei), ANI — Champsocephalus gunnari (макрелева крижана риба), RAJ — Rajidae (скати, nei), MZZ — Actinopterygii (загальний код «морські риби, nei»). Повний перелік практичніше шукати прямим пошуком у самому файлі, ніж запам'ятовувати.</w:t>
       </w:r>
     </w:p>
     <w:p>
